--- a/reports/policy/JY-Privacy-Policy-Tracked.docx
+++ b/reports/policy/JY-Privacy-Policy-Tracked.docx
@@ -32,7 +32,7 @@
           <w:rFonts w:ascii="Malgun Gothic" w:hAnsi="Malgun Gothic" w:eastAsia="Malgun Gothic" w:cs="Malgun Gothic"/>
         </w:rPr>
       </w:pPr>
-      <w:del w:id="1" w:author="수행자" w:date="2026-10-19T00:20:00Z">
+      <w:del w:id="1" w:author="수행자" w:date="2026-10-20T09:00:00Z">
         <w:r>
           <w:rPr>
             <w:rFonts w:ascii="Malgun Gothic" w:hAnsi="Malgun Gothic" w:eastAsia="Malgun Gothic" w:cs="Malgun Gothic"/>
@@ -54,7 +54,7 @@
           <w:rFonts w:ascii="Malgun Gothic" w:hAnsi="Malgun Gothic" w:eastAsia="Malgun Gothic" w:cs="Malgun Gothic"/>
         </w:rPr>
       </w:pPr>
-      <w:del w:id="2" w:author="수행자" w:date="2026-10-19T00:20:00Z">
+      <w:del w:id="2" w:author="수행자" w:date="2026-10-20T09:00:00Z">
         <w:r>
           <w:rPr>
             <w:rFonts w:ascii="Malgun Gothic" w:hAnsi="Malgun Gothic" w:eastAsia="Malgun Gothic" w:cs="Malgun Gothic"/>
@@ -79,7 +79,7 @@
           <w:rFonts w:ascii="Malgun Gothic" w:hAnsi="Malgun Gothic" w:eastAsia="Malgun Gothic" w:cs="Malgun Gothic"/>
         </w:rPr>
       </w:pPr>
-      <w:ins w:id="3" w:author="수행자" w:date="2026-10-19T00:20:00Z">
+      <w:ins w:id="3" w:author="수행자" w:date="2026-10-20T09:00:00Z">
         <w:r>
           <w:rPr>
             <w:rFonts w:ascii="Malgun Gothic" w:hAnsi="Malgun Gothic" w:eastAsia="Malgun Gothic" w:cs="Malgun Gothic"/>
@@ -101,7 +101,7 @@
           <w:rFonts w:ascii="Malgun Gothic" w:hAnsi="Malgun Gothic" w:eastAsia="Malgun Gothic" w:cs="Malgun Gothic"/>
         </w:rPr>
       </w:pPr>
-      <w:ins w:id="4" w:author="수행자" w:date="2026-10-19T00:20:00Z">
+      <w:ins w:id="4" w:author="수행자" w:date="2026-10-20T09:00:00Z">
         <w:r>
           <w:rPr>
             <w:rFonts w:ascii="Malgun Gothic" w:hAnsi="Malgun Gothic" w:eastAsia="Malgun Gothic" w:cs="Malgun Gothic"/>
@@ -122,7 +122,7 @@
           <w:rFonts w:ascii="Malgun Gothic" w:hAnsi="Malgun Gothic" w:eastAsia="Malgun Gothic" w:cs="Malgun Gothic"/>
         </w:rPr>
       </w:pPr>
-      <w:ins w:id="5" w:author="수행자" w:date="2026-10-19T00:20:00Z">
+      <w:ins w:id="5" w:author="수행자" w:date="2026-10-20T09:00:00Z">
         <w:r>
           <w:rPr>
             <w:rFonts w:ascii="Malgun Gothic" w:hAnsi="Malgun Gothic" w:eastAsia="Malgun Gothic" w:cs="Malgun Gothic"/>
@@ -142,7 +142,7 @@
           <w:rFonts w:ascii="Malgun Gothic" w:hAnsi="Malgun Gothic" w:eastAsia="Malgun Gothic" w:cs="Malgun Gothic"/>
         </w:rPr>
       </w:pPr>
-      <w:ins w:id="6" w:author="수행자" w:date="2026-10-19T00:20:00Z">
+      <w:ins w:id="6" w:author="수행자" w:date="2026-10-20T09:00:00Z">
         <w:r>
           <w:rPr>
             <w:rFonts w:ascii="Malgun Gothic" w:hAnsi="Malgun Gothic" w:eastAsia="Malgun Gothic" w:cs="Malgun Gothic"/>
@@ -164,7 +164,7 @@
         </w:rPr>
       </w:pPr>
       <w:commentRangeStart w:id="0"/>
-      <w:ins w:id="7" w:author="수행자" w:date="2026-10-19T00:20:00Z">
+      <w:ins w:id="7" w:author="수행자" w:date="2026-10-20T09:00:00Z">
         <w:r>
           <w:rPr>
             <w:rFonts w:ascii="Malgun Gothic" w:hAnsi="Malgun Gothic" w:eastAsia="Malgun Gothic" w:cs="Malgun Gothic"/>
@@ -192,7 +192,7 @@
           <w:rFonts w:ascii="Malgun Gothic" w:hAnsi="Malgun Gothic" w:eastAsia="Malgun Gothic" w:cs="Malgun Gothic"/>
         </w:rPr>
       </w:pPr>
-      <w:ins w:id="8" w:author="수행자" w:date="2026-10-19T00:20:00Z">
+      <w:ins w:id="8" w:author="수행자" w:date="2026-10-20T09:00:00Z">
         <w:r>
           <w:rPr>
             <w:rFonts w:ascii="Malgun Gothic" w:hAnsi="Malgun Gothic" w:eastAsia="Malgun Gothic" w:cs="Malgun Gothic"/>
@@ -212,7 +212,7 @@
           <w:rFonts w:ascii="Malgun Gothic" w:hAnsi="Malgun Gothic" w:eastAsia="Malgun Gothic" w:cs="Malgun Gothic"/>
         </w:rPr>
       </w:pPr>
-      <w:ins w:id="9" w:author="수행자" w:date="2026-10-19T00:20:00Z">
+      <w:ins w:id="9" w:author="수행자" w:date="2026-10-20T09:00:00Z">
         <w:r>
           <w:rPr>
             <w:rFonts w:ascii="Malgun Gothic" w:hAnsi="Malgun Gothic" w:eastAsia="Malgun Gothic" w:cs="Malgun Gothic"/>
@@ -232,7 +232,7 @@
           <w:rFonts w:ascii="Malgun Gothic" w:hAnsi="Malgun Gothic" w:eastAsia="Malgun Gothic" w:cs="Malgun Gothic"/>
         </w:rPr>
       </w:pPr>
-      <w:ins w:id="10" w:author="수행자" w:date="2026-10-19T00:20:00Z">
+      <w:ins w:id="10" w:author="수행자" w:date="2026-10-20T09:00:00Z">
         <w:r>
           <w:rPr>
             <w:rFonts w:ascii="Malgun Gothic" w:hAnsi="Malgun Gothic" w:eastAsia="Malgun Gothic" w:cs="Malgun Gothic"/>
@@ -252,15 +252,15 @@
           <w:rFonts w:ascii="Malgun Gothic" w:hAnsi="Malgun Gothic" w:eastAsia="Malgun Gothic" w:cs="Malgun Gothic"/>
         </w:rPr>
       </w:pPr>
-      <w:ins w:id="11" w:author="수행자" w:date="2026-10-19T00:20:00Z">
-        <w:r>
-          <w:rPr>
-            <w:rFonts w:ascii="Malgun Gothic" w:hAnsi="Malgun Gothic" w:eastAsia="Malgun Gothic" w:cs="Malgun Gothic"/>
-            <w:color w:val="243038"/>
-            <w:sz w:val="22"/>
-            <w:szCs w:val="22"/>
-          </w:rPr>
-          <w:t>화면의 삭제만으로 파기가 끝났다고 보지 않는다. 다른 기록, 첨부, 내려받은 사본, 백업을 따로 확인한다.</w:t>
+      <w:ins w:id="11" w:author="수행자" w:date="2026-10-20T09:00:00Z">
+        <w:r>
+          <w:rPr>
+            <w:rFonts w:ascii="Malgun Gothic" w:hAnsi="Malgun Gothic" w:eastAsia="Malgun Gothic" w:cs="Malgun Gothic"/>
+            <w:color w:val="243038"/>
+            <w:sz w:val="22"/>
+            <w:szCs w:val="22"/>
+          </w:rPr>
+          <w:t>화면의 삭제만으로 파기가 끝났다고 보지 않는다. 다른 기록, 첨부, 내려받은 사본을 따로 확인한다. 백업의 잔존과 복구는 확인하지 않았다.</w:t>
         </w:r>
       </w:ins>
     </w:p>
@@ -274,7 +274,7 @@
         </w:rPr>
       </w:pPr>
       <w:commentRangeStart w:id="1"/>
-      <w:ins w:id="12" w:author="수행자" w:date="2026-10-19T00:20:00Z">
+      <w:ins w:id="12" w:author="수행자" w:date="2026-10-20T09:00:00Z">
         <w:r>
           <w:rPr>
             <w:rFonts w:ascii="Malgun Gothic" w:hAnsi="Malgun Gothic" w:eastAsia="Malgun Gothic" w:cs="Malgun Gothic"/>
@@ -302,7 +302,7 @@
           <w:rFonts w:ascii="Malgun Gothic" w:hAnsi="Malgun Gothic" w:eastAsia="Malgun Gothic" w:cs="Malgun Gothic"/>
         </w:rPr>
       </w:pPr>
-      <w:ins w:id="13" w:author="수행자" w:date="2026-10-19T00:20:00Z">
+      <w:ins w:id="13" w:author="수행자" w:date="2026-10-20T09:00:00Z">
         <w:r>
           <w:rPr>
             <w:rFonts w:ascii="Malgun Gothic" w:hAnsi="Malgun Gothic" w:eastAsia="Malgun Gothic" w:cs="Malgun Gothic"/>
@@ -355,7 +355,7 @@
                 <w:rFonts w:ascii="Malgun Gothic" w:hAnsi="Malgun Gothic" w:eastAsia="Malgun Gothic" w:cs="Malgun Gothic"/>
               </w:rPr>
             </w:pPr>
-            <w:ins w:id="14" w:author="수행자" w:date="2026-10-19T00:20:00Z">
+            <w:ins w:id="14" w:author="수행자" w:date="2026-10-20T09:00:00Z">
               <w:r>
                 <w:rPr>
                   <w:b/>
@@ -382,7 +382,7 @@
                 <w:rFonts w:ascii="Malgun Gothic" w:hAnsi="Malgun Gothic" w:eastAsia="Malgun Gothic" w:cs="Malgun Gothic"/>
               </w:rPr>
             </w:pPr>
-            <w:ins w:id="15" w:author="수행자" w:date="2026-10-19T00:20:00Z">
+            <w:ins w:id="15" w:author="수행자" w:date="2026-10-20T09:00:00Z">
               <w:r>
                 <w:rPr>
                   <w:b/>
@@ -409,7 +409,7 @@
                 <w:rFonts w:ascii="Malgun Gothic" w:hAnsi="Malgun Gothic" w:eastAsia="Malgun Gothic" w:cs="Malgun Gothic"/>
               </w:rPr>
             </w:pPr>
-            <w:ins w:id="16" w:author="수행자" w:date="2026-10-19T00:20:00Z">
+            <w:ins w:id="16" w:author="수행자" w:date="2026-10-20T09:00:00Z">
               <w:r>
                 <w:rPr>
                   <w:b/>
@@ -436,7 +436,7 @@
                 <w:rFonts w:ascii="Malgun Gothic" w:hAnsi="Malgun Gothic" w:eastAsia="Malgun Gothic" w:cs="Malgun Gothic"/>
               </w:rPr>
             </w:pPr>
-            <w:ins w:id="17" w:author="수행자" w:date="2026-10-19T00:20:00Z">
+            <w:ins w:id="17" w:author="수행자" w:date="2026-10-20T09:00:00Z">
               <w:r>
                 <w:rPr>
                   <w:b/>
@@ -466,7 +466,7 @@
                 <w:rFonts w:ascii="Malgun Gothic" w:hAnsi="Malgun Gothic" w:eastAsia="Malgun Gothic" w:cs="Malgun Gothic"/>
               </w:rPr>
             </w:pPr>
-            <w:ins w:id="18" w:author="수행자" w:date="2026-10-19T00:20:00Z">
+            <w:ins w:id="18" w:author="수행자" w:date="2026-10-20T09:00:00Z">
               <w:r>
                 <w:rPr>
                   <w:rFonts w:ascii="Malgun Gothic" w:hAnsi="Malgun Gothic" w:eastAsia="Malgun Gothic" w:cs="Malgun Gothic"/>
@@ -492,7 +492,7 @@
                 <w:rFonts w:ascii="Malgun Gothic" w:hAnsi="Malgun Gothic" w:eastAsia="Malgun Gothic" w:cs="Malgun Gothic"/>
               </w:rPr>
             </w:pPr>
-            <w:ins w:id="19" w:author="수행자" w:date="2026-10-19T00:20:00Z">
+            <w:ins w:id="19" w:author="수행자" w:date="2026-10-20T09:00:00Z">
               <w:r>
                 <w:rPr>
                   <w:rFonts w:ascii="Malgun Gothic" w:hAnsi="Malgun Gothic" w:eastAsia="Malgun Gothic" w:cs="Malgun Gothic"/>
@@ -518,7 +518,7 @@
                 <w:rFonts w:ascii="Malgun Gothic" w:hAnsi="Malgun Gothic" w:eastAsia="Malgun Gothic" w:cs="Malgun Gothic"/>
               </w:rPr>
             </w:pPr>
-            <w:ins w:id="20" w:author="수행자" w:date="2026-10-19T00:20:00Z">
+            <w:ins w:id="20" w:author="수행자" w:date="2026-10-20T09:00:00Z">
               <w:r>
                 <w:rPr>
                   <w:rFonts w:ascii="Malgun Gothic" w:hAnsi="Malgun Gothic" w:eastAsia="Malgun Gothic" w:cs="Malgun Gothic"/>
@@ -544,7 +544,7 @@
                 <w:rFonts w:ascii="Malgun Gothic" w:hAnsi="Malgun Gothic" w:eastAsia="Malgun Gothic" w:cs="Malgun Gothic"/>
               </w:rPr>
             </w:pPr>
-            <w:ins w:id="21" w:author="수행자" w:date="2026-10-19T00:20:00Z">
+            <w:ins w:id="21" w:author="수행자" w:date="2026-10-20T09:00:00Z">
               <w:r>
                 <w:rPr>
                   <w:rFonts w:ascii="Malgun Gothic" w:hAnsi="Malgun Gothic" w:eastAsia="Malgun Gothic" w:cs="Malgun Gothic"/>
@@ -573,7 +573,7 @@
                 <w:rFonts w:ascii="Malgun Gothic" w:hAnsi="Malgun Gothic" w:eastAsia="Malgun Gothic" w:cs="Malgun Gothic"/>
               </w:rPr>
             </w:pPr>
-            <w:ins w:id="22" w:author="수행자" w:date="2026-10-19T00:20:00Z">
+            <w:ins w:id="22" w:author="수행자" w:date="2026-10-20T09:00:00Z">
               <w:r>
                 <w:rPr>
                   <w:rFonts w:ascii="Malgun Gothic" w:hAnsi="Malgun Gothic" w:eastAsia="Malgun Gothic" w:cs="Malgun Gothic"/>
@@ -599,7 +599,7 @@
                 <w:rFonts w:ascii="Malgun Gothic" w:hAnsi="Malgun Gothic" w:eastAsia="Malgun Gothic" w:cs="Malgun Gothic"/>
               </w:rPr>
             </w:pPr>
-            <w:ins w:id="23" w:author="수행자" w:date="2026-10-19T00:20:00Z">
+            <w:ins w:id="23" w:author="수행자" w:date="2026-10-20T09:00:00Z">
               <w:r>
                 <w:rPr>
                   <w:rFonts w:ascii="Malgun Gothic" w:hAnsi="Malgun Gothic" w:eastAsia="Malgun Gothic" w:cs="Malgun Gothic"/>
@@ -625,7 +625,7 @@
                 <w:rFonts w:ascii="Malgun Gothic" w:hAnsi="Malgun Gothic" w:eastAsia="Malgun Gothic" w:cs="Malgun Gothic"/>
               </w:rPr>
             </w:pPr>
-            <w:ins w:id="24" w:author="수행자" w:date="2026-10-19T00:20:00Z">
+            <w:ins w:id="24" w:author="수행자" w:date="2026-10-20T09:00:00Z">
               <w:r>
                 <w:rPr>
                   <w:rFonts w:ascii="Malgun Gothic" w:hAnsi="Malgun Gothic" w:eastAsia="Malgun Gothic" w:cs="Malgun Gothic"/>
@@ -651,7 +651,7 @@
                 <w:rFonts w:ascii="Malgun Gothic" w:hAnsi="Malgun Gothic" w:eastAsia="Malgun Gothic" w:cs="Malgun Gothic"/>
               </w:rPr>
             </w:pPr>
-            <w:ins w:id="25" w:author="수행자" w:date="2026-10-19T00:20:00Z">
+            <w:ins w:id="25" w:author="수행자" w:date="2026-10-20T09:00:00Z">
               <w:r>
                 <w:rPr>
                   <w:rFonts w:ascii="Malgun Gothic" w:hAnsi="Malgun Gothic" w:eastAsia="Malgun Gothic" w:cs="Malgun Gothic"/>
@@ -680,7 +680,7 @@
                 <w:rFonts w:ascii="Malgun Gothic" w:hAnsi="Malgun Gothic" w:eastAsia="Malgun Gothic" w:cs="Malgun Gothic"/>
               </w:rPr>
             </w:pPr>
-            <w:ins w:id="26" w:author="수행자" w:date="2026-10-19T00:20:00Z">
+            <w:ins w:id="26" w:author="수행자" w:date="2026-10-20T09:00:00Z">
               <w:r>
                 <w:rPr>
                   <w:rFonts w:ascii="Malgun Gothic" w:hAnsi="Malgun Gothic" w:eastAsia="Malgun Gothic" w:cs="Malgun Gothic"/>
@@ -706,7 +706,7 @@
                 <w:rFonts w:ascii="Malgun Gothic" w:hAnsi="Malgun Gothic" w:eastAsia="Malgun Gothic" w:cs="Malgun Gothic"/>
               </w:rPr>
             </w:pPr>
-            <w:ins w:id="27" w:author="수행자" w:date="2026-10-19T00:20:00Z">
+            <w:ins w:id="27" w:author="수행자" w:date="2026-10-20T09:00:00Z">
               <w:r>
                 <w:rPr>
                   <w:rFonts w:ascii="Malgun Gothic" w:hAnsi="Malgun Gothic" w:eastAsia="Malgun Gothic" w:cs="Malgun Gothic"/>
@@ -756,7 +756,7 @@
                 <w:rFonts w:ascii="Malgun Gothic" w:hAnsi="Malgun Gothic" w:eastAsia="Malgun Gothic" w:cs="Malgun Gothic"/>
               </w:rPr>
             </w:pPr>
-            <w:ins w:id="28" w:author="수행자" w:date="2026-10-19T00:20:00Z">
+            <w:ins w:id="28" w:author="수행자" w:date="2026-10-20T09:00:00Z">
               <w:r>
                 <w:rPr>
                   <w:rFonts w:ascii="Malgun Gothic" w:hAnsi="Malgun Gothic" w:eastAsia="Malgun Gothic" w:cs="Malgun Gothic"/>
@@ -779,7 +779,7 @@
           <w:rFonts w:ascii="Malgun Gothic" w:hAnsi="Malgun Gothic" w:eastAsia="Malgun Gothic" w:cs="Malgun Gothic"/>
         </w:rPr>
       </w:pPr>
-      <w:ins w:id="29" w:author="수행자" w:date="2026-10-19T00:20:00Z">
+      <w:ins w:id="29" w:author="수행자" w:date="2026-10-20T09:00:00Z">
         <w:r>
           <w:rPr>
             <w:rFonts w:ascii="Malgun Gothic" w:hAnsi="Malgun Gothic" w:eastAsia="Malgun Gothic" w:cs="Malgun Gothic"/>
@@ -801,7 +801,7 @@
         </w:rPr>
       </w:pPr>
       <w:commentRangeStart w:id="2"/>
-      <w:ins w:id="30" w:author="수행자" w:date="2026-10-19T00:20:00Z">
+      <w:ins w:id="30" w:author="수행자" w:date="2026-10-20T09:00:00Z">
         <w:r>
           <w:rPr>
             <w:rFonts w:ascii="Malgun Gothic" w:hAnsi="Malgun Gothic" w:eastAsia="Malgun Gothic" w:cs="Malgun Gothic"/>
@@ -829,7 +829,7 @@
           <w:rFonts w:ascii="Malgun Gothic" w:hAnsi="Malgun Gothic" w:eastAsia="Malgun Gothic" w:cs="Malgun Gothic"/>
         </w:rPr>
       </w:pPr>
-      <w:ins w:id="31" w:author="수행자" w:date="2026-10-19T00:20:00Z">
+      <w:ins w:id="31" w:author="수행자" w:date="2026-10-20T09:00:00Z">
         <w:r>
           <w:rPr>
             <w:rFonts w:ascii="Malgun Gothic" w:hAnsi="Malgun Gothic" w:eastAsia="Malgun Gothic" w:cs="Malgun Gothic"/>
@@ -837,19 +837,19 @@
             <w:sz w:val="18"/>
             <w:szCs w:val="18"/>
           </w:rPr>
-          <w:t>메모. B04는 미확인이다. 실제 메일은 없다. 모의 기록은 JY-RR-2026-01이다.</w:t>
-        </w:r>
-      </w:ins>
-    </w:p>
-    <w:p>
-      <w:pPr>
-        <w:pStyle w:val="Normal"/>
-        <w:spacing w:before="60" w:after="80" w:line="276" w:lineRule="auto"/>
-        <w:rPr>
-          <w:rFonts w:ascii="Malgun Gothic" w:hAnsi="Malgun Gothic" w:eastAsia="Malgun Gothic" w:cs="Malgun Gothic"/>
-        </w:rPr>
-      </w:pPr>
-      <w:ins w:id="32" w:author="수행자" w:date="2026-10-19T00:20:00Z">
+          <w:t>메모. B04는 미확인이다. 실제 메일은 없다. 결과 통지는 시행령 제43조 제3항의 10일이다. 모의 기록은 JY-RR-2026-01이다.</w:t>
+        </w:r>
+      </w:ins>
+    </w:p>
+    <w:p>
+      <w:pPr>
+        <w:pStyle w:val="Normal"/>
+        <w:spacing w:before="60" w:after="80" w:line="276" w:lineRule="auto"/>
+        <w:rPr>
+          <w:rFonts w:ascii="Malgun Gothic" w:hAnsi="Malgun Gothic" w:eastAsia="Malgun Gothic" w:cs="Malgun Gothic"/>
+        </w:rPr>
+      </w:pPr>
+      <w:ins w:id="32" w:author="수행자" w:date="2026-10-20T09:00:00Z">
         <w:r>
           <w:rPr>
             <w:rFonts w:ascii="Malgun Gothic" w:hAnsi="Malgun Gothic" w:eastAsia="Malgun Gothic" w:cs="Malgun Gothic"/>
@@ -869,7 +869,7 @@
           <w:rFonts w:ascii="Malgun Gothic" w:hAnsi="Malgun Gothic" w:eastAsia="Malgun Gothic" w:cs="Malgun Gothic"/>
         </w:rPr>
       </w:pPr>
-      <w:ins w:id="33" w:author="수행자" w:date="2026-10-19T00:20:00Z">
+      <w:ins w:id="33" w:author="수행자" w:date="2026-10-20T09:00:00Z">
         <w:r>
           <w:rPr>
             <w:rFonts w:ascii="Malgun Gothic" w:hAnsi="Malgun Gothic" w:eastAsia="Malgun Gothic" w:cs="Malgun Gothic"/>
@@ -889,27 +889,47 @@
           <w:rFonts w:ascii="Malgun Gothic" w:hAnsi="Malgun Gothic" w:eastAsia="Malgun Gothic" w:cs="Malgun Gothic"/>
         </w:rPr>
       </w:pPr>
-      <w:ins w:id="34" w:author="수행자" w:date="2026-10-19T00:20:00Z">
-        <w:r>
-          <w:rPr>
-            <w:rFonts w:ascii="Malgun Gothic" w:hAnsi="Malgun Gothic" w:eastAsia="Malgun Gothic" w:cs="Malgun Gothic"/>
-            <w:color w:val="243038"/>
-            <w:sz w:val="22"/>
-            <w:szCs w:val="22"/>
-          </w:rPr>
-          <w:t>순서는 접수, 본인확인, 승인, 실행, 회신이다.</w:t>
-        </w:r>
-      </w:ins>
-    </w:p>
-    <w:p>
-      <w:pPr>
-        <w:pStyle w:val="Normal"/>
-        <w:spacing w:before="60" w:after="80" w:line="276" w:lineRule="auto"/>
-        <w:rPr>
-          <w:rFonts w:ascii="Malgun Gothic" w:hAnsi="Malgun Gothic" w:eastAsia="Malgun Gothic" w:cs="Malgun Gothic"/>
-        </w:rPr>
-      </w:pPr>
-      <w:ins w:id="35" w:author="수행자" w:date="2026-10-19T00:20:00Z">
+      <w:ins w:id="34" w:author="수행자" w:date="2026-10-20T09:00:00Z">
+        <w:r>
+          <w:rPr>
+            <w:rFonts w:ascii="Malgun Gothic" w:hAnsi="Malgun Gothic" w:eastAsia="Malgun Gothic" w:cs="Malgun Gothic"/>
+            <w:color w:val="243038"/>
+            <w:sz w:val="22"/>
+            <w:szCs w:val="22"/>
+          </w:rPr>
+          <w:t>순서는 접수, 본인확인, 승인, 실행, 회신이다. 정정 또는 삭제 요구를 받은 날부터 10일 이내에 조치 결과, 또는 삭제에 따르지 않은 사실과 이유, 이의제기 방법을 알린다. 근거는 개인정보 보호법 제36조와 시행령 제43조 제3항이다.</w:t>
+        </w:r>
+      </w:ins>
+    </w:p>
+    <w:p>
+      <w:pPr>
+        <w:pStyle w:val="Normal"/>
+        <w:spacing w:before="60" w:after="80" w:line="276" w:lineRule="auto"/>
+        <w:rPr>
+          <w:rFonts w:ascii="Malgun Gothic" w:hAnsi="Malgun Gothic" w:eastAsia="Malgun Gothic" w:cs="Malgun Gothic"/>
+        </w:rPr>
+      </w:pPr>
+      <w:ins w:id="35" w:author="수행자" w:date="2026-10-20T09:00:00Z">
+        <w:r>
+          <w:rPr>
+            <w:rFonts w:ascii="Malgun Gothic" w:hAnsi="Malgun Gothic" w:eastAsia="Malgun Gothic" w:cs="Malgun Gothic"/>
+            <w:color w:val="243038"/>
+            <w:sz w:val="22"/>
+            <w:szCs w:val="22"/>
+          </w:rPr>
+          <w:t>다른 법령에서 그 개인정보를 수집 대상으로 명시한 경우에는 삭제를 요구할 수 없다. 이 실습에서 메일을 보내거나 받지 않았다. 서명은 없다.</w:t>
+        </w:r>
+      </w:ins>
+    </w:p>
+    <w:p>
+      <w:pPr>
+        <w:pStyle w:val="Normal"/>
+        <w:spacing w:before="60" w:after="80" w:line="276" w:lineRule="auto"/>
+        <w:rPr>
+          <w:rFonts w:ascii="Malgun Gothic" w:hAnsi="Malgun Gothic" w:eastAsia="Malgun Gothic" w:cs="Malgun Gothic"/>
+        </w:rPr>
+      </w:pPr>
+      <w:ins w:id="36" w:author="수행자" w:date="2026-10-20T09:00:00Z">
         <w:r>
           <w:rPr>
             <w:rFonts w:ascii="Malgun Gothic" w:hAnsi="Malgun Gothic" w:eastAsia="Malgun Gothic" w:cs="Malgun Gothic"/>
@@ -929,7 +949,7 @@
           <w:rFonts w:ascii="Malgun Gothic" w:hAnsi="Malgun Gothic" w:eastAsia="Malgun Gothic" w:cs="Malgun Gothic"/>
         </w:rPr>
       </w:pPr>
-      <w:ins w:id="36" w:author="수행자" w:date="2026-10-19T00:20:00Z">
+      <w:ins w:id="37" w:author="수행자" w:date="2026-10-20T09:00:00Z">
         <w:r>
           <w:rPr>
             <w:rFonts w:ascii="Malgun Gothic" w:hAnsi="Malgun Gothic" w:eastAsia="Malgun Gothic" w:cs="Malgun Gothic"/>
@@ -951,7 +971,7 @@
         </w:rPr>
       </w:pPr>
       <w:commentRangeStart w:id="3"/>
-      <w:ins w:id="37" w:author="수행자" w:date="2026-10-19T00:20:00Z">
+      <w:ins w:id="38" w:author="수행자" w:date="2026-10-20T09:00:00Z">
         <w:r>
           <w:rPr>
             <w:rFonts w:ascii="Malgun Gothic" w:hAnsi="Malgun Gothic" w:eastAsia="Malgun Gothic" w:cs="Malgun Gothic"/>
@@ -979,7 +999,7 @@
           <w:rFonts w:ascii="Malgun Gothic" w:hAnsi="Malgun Gothic" w:eastAsia="Malgun Gothic" w:cs="Malgun Gothic"/>
         </w:rPr>
       </w:pPr>
-      <w:ins w:id="38" w:author="수행자" w:date="2026-10-19T00:20:00Z">
+      <w:ins w:id="39" w:author="수행자" w:date="2026-10-20T09:00:00Z">
         <w:r>
           <w:rPr>
             <w:rFonts w:ascii="Malgun Gothic" w:hAnsi="Malgun Gothic" w:eastAsia="Malgun Gothic" w:cs="Malgun Gothic"/>
@@ -999,7 +1019,7 @@
           <w:rFonts w:ascii="Malgun Gothic" w:hAnsi="Malgun Gothic" w:eastAsia="Malgun Gothic" w:cs="Malgun Gothic"/>
         </w:rPr>
       </w:pPr>
-      <w:ins w:id="39" w:author="수행자" w:date="2026-10-19T00:20:00Z">
+      <w:ins w:id="40" w:author="수행자" w:date="2026-10-20T09:00:00Z">
         <w:r>
           <w:rPr>
             <w:rFonts w:ascii="Malgun Gothic" w:hAnsi="Malgun Gothic" w:eastAsia="Malgun Gothic" w:cs="Malgun Gothic"/>
@@ -1019,7 +1039,7 @@
           <w:rFonts w:ascii="Malgun Gothic" w:hAnsi="Malgun Gothic" w:eastAsia="Malgun Gothic" w:cs="Malgun Gothic"/>
         </w:rPr>
       </w:pPr>
-      <w:ins w:id="40" w:author="수행자" w:date="2026-10-19T00:20:00Z">
+      <w:ins w:id="41" w:author="수행자" w:date="2026-10-20T09:00:00Z">
         <w:r>
           <w:rPr>
             <w:rFonts w:ascii="Malgun Gothic" w:hAnsi="Malgun Gothic" w:eastAsia="Malgun Gothic" w:cs="Malgun Gothic"/>
@@ -1039,7 +1059,7 @@
           <w:rFonts w:ascii="Malgun Gothic" w:hAnsi="Malgun Gothic" w:eastAsia="Malgun Gothic" w:cs="Malgun Gothic"/>
         </w:rPr>
       </w:pPr>
-      <w:ins w:id="41" w:author="수행자" w:date="2026-10-19T00:20:00Z">
+      <w:ins w:id="42" w:author="수행자" w:date="2026-10-20T09:00:00Z">
         <w:r>
           <w:rPr>
             <w:rFonts w:ascii="Malgun Gothic" w:hAnsi="Malgun Gothic" w:eastAsia="Malgun Gothic" w:cs="Malgun Gothic"/>
@@ -1059,7 +1079,7 @@
           <w:rFonts w:ascii="Malgun Gothic" w:hAnsi="Malgun Gothic" w:eastAsia="Malgun Gothic" w:cs="Malgun Gothic"/>
         </w:rPr>
       </w:pPr>
-      <w:ins w:id="42" w:author="수행자" w:date="2026-10-19T00:20:00Z">
+      <w:ins w:id="43" w:author="수행자" w:date="2026-10-20T09:00:00Z">
         <w:r>
           <w:rPr>
             <w:rFonts w:ascii="Malgun Gothic" w:hAnsi="Malgun Gothic" w:eastAsia="Malgun Gothic" w:cs="Malgun Gothic"/>
@@ -1080,7 +1100,7 @@
           <w:rFonts w:ascii="Malgun Gothic" w:hAnsi="Malgun Gothic" w:eastAsia="Malgun Gothic" w:cs="Malgun Gothic"/>
         </w:rPr>
       </w:pPr>
-      <w:ins w:id="43" w:author="수행자" w:date="2026-10-19T00:20:00Z">
+      <w:ins w:id="44" w:author="수행자" w:date="2026-10-20T09:00:00Z">
         <w:r>
           <w:rPr>
             <w:rFonts w:ascii="Malgun Gothic" w:hAnsi="Malgun Gothic" w:eastAsia="Malgun Gothic" w:cs="Malgun Gothic"/>
@@ -1101,7 +1121,7 @@
           <w:rFonts w:ascii="Malgun Gothic" w:hAnsi="Malgun Gothic" w:eastAsia="Malgun Gothic" w:cs="Malgun Gothic"/>
         </w:rPr>
       </w:pPr>
-      <w:ins w:id="44" w:author="수행자" w:date="2026-10-19T00:20:00Z">
+      <w:ins w:id="45" w:author="수행자" w:date="2026-10-20T09:00:00Z">
         <w:r>
           <w:rPr>
             <w:rFonts w:ascii="Malgun Gothic" w:hAnsi="Malgun Gothic" w:eastAsia="Malgun Gothic" w:cs="Malgun Gothic"/>
@@ -1121,7 +1141,7 @@
           <w:rFonts w:ascii="Malgun Gothic" w:hAnsi="Malgun Gothic" w:eastAsia="Malgun Gothic" w:cs="Malgun Gothic"/>
         </w:rPr>
       </w:pPr>
-      <w:ins w:id="45" w:author="수행자" w:date="2026-10-19T00:20:00Z">
+      <w:ins w:id="46" w:author="수행자" w:date="2026-10-20T09:00:00Z">
         <w:r>
           <w:rPr>
             <w:rFonts w:ascii="Malgun Gothic" w:hAnsi="Malgun Gothic" w:eastAsia="Malgun Gothic" w:cs="Malgun Gothic"/>
@@ -1143,7 +1163,7 @@
         </w:rPr>
       </w:pPr>
       <w:commentRangeStart w:id="4"/>
-      <w:ins w:id="46" w:author="수행자" w:date="2026-10-19T00:20:00Z">
+      <w:ins w:id="47" w:author="수행자" w:date="2026-10-20T09:00:00Z">
         <w:r>
           <w:rPr>
             <w:rFonts w:ascii="Malgun Gothic" w:hAnsi="Malgun Gothic" w:eastAsia="Malgun Gothic" w:cs="Malgun Gothic"/>
@@ -1171,7 +1191,7 @@
           <w:rFonts w:ascii="Malgun Gothic" w:hAnsi="Malgun Gothic" w:eastAsia="Malgun Gothic" w:cs="Malgun Gothic"/>
         </w:rPr>
       </w:pPr>
-      <w:ins w:id="47" w:author="수행자" w:date="2026-10-19T00:20:00Z">
+      <w:ins w:id="48" w:author="수행자" w:date="2026-10-20T09:00:00Z">
         <w:r>
           <w:rPr>
             <w:rFonts w:ascii="Malgun Gothic" w:hAnsi="Malgun Gothic" w:eastAsia="Malgun Gothic" w:cs="Malgun Gothic"/>
@@ -1179,47 +1199,47 @@
             <w:sz w:val="18"/>
             <w:szCs w:val="18"/>
           </w:rPr>
-          <w:t>메모. F02는 미흡이다. 법 제34조. 통지와 신고는 하지 않았다.</w:t>
-        </w:r>
-      </w:ins>
-    </w:p>
-    <w:p>
-      <w:pPr>
-        <w:pStyle w:val="Normal"/>
-        <w:spacing w:before="60" w:after="80" w:line="276" w:lineRule="auto"/>
-        <w:rPr>
-          <w:rFonts w:ascii="Malgun Gothic" w:hAnsi="Malgun Gothic" w:eastAsia="Malgun Gothic" w:cs="Malgun Gothic"/>
-        </w:rPr>
-      </w:pPr>
-      <w:ins w:id="48" w:author="수행자" w:date="2026-10-19T00:20:00Z">
-        <w:r>
-          <w:rPr>
-            <w:rFonts w:ascii="Malgun Gothic" w:hAnsi="Malgun Gothic" w:eastAsia="Malgun Gothic" w:cs="Malgun Gothic"/>
-            <w:color w:val="243038"/>
-            <w:sz w:val="22"/>
-            <w:szCs w:val="22"/>
-          </w:rPr>
-          <w:t>통지와 신고는 사실을 확인한 뒤 판단한다. 모든 사고의 기한을 72시간으로 적지 않는다.</w:t>
-        </w:r>
-      </w:ins>
-    </w:p>
-    <w:p>
-      <w:pPr>
-        <w:pStyle w:val="Normal"/>
-        <w:spacing w:before="60" w:after="80" w:line="276" w:lineRule="auto"/>
-        <w:rPr>
-          <w:rFonts w:ascii="Malgun Gothic" w:hAnsi="Malgun Gothic" w:eastAsia="Malgun Gothic" w:cs="Malgun Gothic"/>
-        </w:rPr>
-      </w:pPr>
-      <w:ins w:id="49" w:author="수행자" w:date="2026-10-19T00:20:00Z">
-        <w:r>
-          <w:rPr>
-            <w:rFonts w:ascii="Malgun Gothic" w:hAnsi="Malgun Gothic" w:eastAsia="Malgun Gothic" w:cs="Malgun Gothic"/>
-            <w:color w:val="243038"/>
-            <w:sz w:val="22"/>
-            <w:szCs w:val="22"/>
-          </w:rPr>
-          <w:t>이 실습에서 대외 통지와 신고는 하지 않았다.</w:t>
+          <w:t>메모. F02는 미흡이다. 시행령 제39조 제1항과 제40조 제1항. 이 건의 유출등 해당은 미확인이다. 통지와 신고는 하지 않았다.</w:t>
+        </w:r>
+      </w:ins>
+    </w:p>
+    <w:p>
+      <w:pPr>
+        <w:pStyle w:val="Normal"/>
+        <w:spacing w:before="60" w:after="80" w:line="276" w:lineRule="auto"/>
+        <w:rPr>
+          <w:rFonts w:ascii="Malgun Gothic" w:hAnsi="Malgun Gothic" w:eastAsia="Malgun Gothic" w:cs="Malgun Gothic"/>
+        </w:rPr>
+      </w:pPr>
+      <w:ins w:id="49" w:author="수행자" w:date="2026-10-20T09:00:00Z">
+        <w:r>
+          <w:rPr>
+            <w:rFonts w:ascii="Malgun Gothic" w:hAnsi="Malgun Gothic" w:eastAsia="Malgun Gothic" w:cs="Malgun Gothic"/>
+            <w:color w:val="243038"/>
+            <w:sz w:val="22"/>
+            <w:szCs w:val="22"/>
+          </w:rPr>
+          <w:t>유출등이 되었음을 알게 된 때 정보주체 통지의 기한은 시행령 제39조 제1항의 72시간이다. 1천 명 이상, 민감정보 또는 고유식별정보, 외부로부터의 불법적인 접근에 해당하는 유출등의 신고 기한은 시행령 제40조 제1항의 72시간이다.</w:t>
+        </w:r>
+      </w:ins>
+    </w:p>
+    <w:p>
+      <w:pPr>
+        <w:pStyle w:val="Normal"/>
+        <w:spacing w:before="60" w:after="80" w:line="276" w:lineRule="auto"/>
+        <w:rPr>
+          <w:rFonts w:ascii="Malgun Gothic" w:hAnsi="Malgun Gothic" w:eastAsia="Malgun Gothic" w:cs="Malgun Gothic"/>
+        </w:rPr>
+      </w:pPr>
+      <w:ins w:id="50" w:author="수행자" w:date="2026-10-20T09:00:00Z">
+        <w:r>
+          <w:rPr>
+            <w:rFonts w:ascii="Malgun Gothic" w:hAnsi="Malgun Gothic" w:eastAsia="Malgun Gothic" w:cs="Malgun Gothic"/>
+            <w:color w:val="243038"/>
+            <w:sz w:val="22"/>
+            <w:szCs w:val="22"/>
+          </w:rPr>
+          <w:t>모든 의심을 그 72시간 신고로 단순화하지 않는다. 이 실습에서 유출등 해당 여부는 확인하지 않았고, 대외 통지와 신고는 하지 않았다.</w:t>
         </w:r>
       </w:ins>
     </w:p>
@@ -1232,7 +1252,7 @@
           <w:rFonts w:ascii="Malgun Gothic" w:hAnsi="Malgun Gothic" w:eastAsia="Malgun Gothic" w:cs="Malgun Gothic"/>
         </w:rPr>
       </w:pPr>
-      <w:ins w:id="50" w:author="수행자" w:date="2026-10-19T00:20:00Z">
+      <w:ins w:id="51" w:author="수행자" w:date="2026-10-20T09:00:00Z">
         <w:r>
           <w:rPr>
             <w:rFonts w:ascii="Malgun Gothic" w:hAnsi="Malgun Gothic" w:eastAsia="Malgun Gothic" w:cs="Malgun Gothic"/>
@@ -1284,7 +1304,7 @@
                 <w:rFonts w:ascii="Malgun Gothic" w:hAnsi="Malgun Gothic" w:eastAsia="Malgun Gothic" w:cs="Malgun Gothic"/>
               </w:rPr>
             </w:pPr>
-            <w:ins w:id="51" w:author="수행자" w:date="2026-10-19T00:20:00Z">
+            <w:ins w:id="52" w:author="수행자" w:date="2026-10-20T09:00:00Z">
               <w:r>
                 <w:rPr>
                   <w:b/>
@@ -1311,7 +1331,7 @@
                 <w:rFonts w:ascii="Malgun Gothic" w:hAnsi="Malgun Gothic" w:eastAsia="Malgun Gothic" w:cs="Malgun Gothic"/>
               </w:rPr>
             </w:pPr>
-            <w:ins w:id="52" w:author="수행자" w:date="2026-10-19T00:20:00Z">
+            <w:ins w:id="53" w:author="수행자" w:date="2026-10-20T09:00:00Z">
               <w:r>
                 <w:rPr>
                   <w:b/>
@@ -1341,7 +1361,7 @@
                 <w:rFonts w:ascii="Malgun Gothic" w:hAnsi="Malgun Gothic" w:eastAsia="Malgun Gothic" w:cs="Malgun Gothic"/>
               </w:rPr>
             </w:pPr>
-            <w:ins w:id="53" w:author="수행자" w:date="2026-10-19T00:20:00Z">
+            <w:ins w:id="54" w:author="수행자" w:date="2026-10-20T09:00:00Z">
               <w:r>
                 <w:rPr>
                   <w:rFonts w:ascii="Malgun Gothic" w:hAnsi="Malgun Gothic" w:eastAsia="Malgun Gothic" w:cs="Malgun Gothic"/>
@@ -1367,7 +1387,7 @@
                 <w:rFonts w:ascii="Malgun Gothic" w:hAnsi="Malgun Gothic" w:eastAsia="Malgun Gothic" w:cs="Malgun Gothic"/>
               </w:rPr>
             </w:pPr>
-            <w:ins w:id="54" w:author="수행자" w:date="2026-10-19T00:20:00Z">
+            <w:ins w:id="55" w:author="수행자" w:date="2026-10-20T09:00:00Z">
               <w:r>
                 <w:rPr>
                   <w:rFonts w:ascii="Malgun Gothic" w:hAnsi="Malgun Gothic" w:eastAsia="Malgun Gothic" w:cs="Malgun Gothic"/>
@@ -1396,7 +1416,7 @@
                 <w:rFonts w:ascii="Malgun Gothic" w:hAnsi="Malgun Gothic" w:eastAsia="Malgun Gothic" w:cs="Malgun Gothic"/>
               </w:rPr>
             </w:pPr>
-            <w:ins w:id="55" w:author="수행자" w:date="2026-10-19T00:20:00Z">
+            <w:ins w:id="56" w:author="수행자" w:date="2026-10-20T09:00:00Z">
               <w:r>
                 <w:rPr>
                   <w:rFonts w:ascii="Malgun Gothic" w:hAnsi="Malgun Gothic" w:eastAsia="Malgun Gothic" w:cs="Malgun Gothic"/>
@@ -1422,7 +1442,7 @@
                 <w:rFonts w:ascii="Malgun Gothic" w:hAnsi="Malgun Gothic" w:eastAsia="Malgun Gothic" w:cs="Malgun Gothic"/>
               </w:rPr>
             </w:pPr>
-            <w:ins w:id="56" w:author="수행자" w:date="2026-10-19T00:20:00Z">
+            <w:ins w:id="57" w:author="수행자" w:date="2026-10-20T09:00:00Z">
               <w:r>
                 <w:rPr>
                   <w:rFonts w:ascii="Malgun Gothic" w:hAnsi="Malgun Gothic" w:eastAsia="Malgun Gothic" w:cs="Malgun Gothic"/>
@@ -1451,7 +1471,7 @@
                 <w:rFonts w:ascii="Malgun Gothic" w:hAnsi="Malgun Gothic" w:eastAsia="Malgun Gothic" w:cs="Malgun Gothic"/>
               </w:rPr>
             </w:pPr>
-            <w:ins w:id="57" w:author="수행자" w:date="2026-10-19T00:20:00Z">
+            <w:ins w:id="58" w:author="수행자" w:date="2026-10-20T09:00:00Z">
               <w:r>
                 <w:rPr>
                   <w:rFonts w:ascii="Malgun Gothic" w:hAnsi="Malgun Gothic" w:eastAsia="Malgun Gothic" w:cs="Malgun Gothic"/>
@@ -1477,7 +1497,7 @@
                 <w:rFonts w:ascii="Malgun Gothic" w:hAnsi="Malgun Gothic" w:eastAsia="Malgun Gothic" w:cs="Malgun Gothic"/>
               </w:rPr>
             </w:pPr>
-            <w:ins w:id="58" w:author="수행자" w:date="2026-10-19T00:20:00Z">
+            <w:ins w:id="59" w:author="수행자" w:date="2026-10-20T09:00:00Z">
               <w:r>
                 <w:rPr>
                   <w:rFonts w:ascii="Malgun Gothic" w:hAnsi="Malgun Gothic" w:eastAsia="Malgun Gothic" w:cs="Malgun Gothic"/>
@@ -1504,7 +1524,7 @@
 
 <file path=word/comments.xml><?xml version="1.0" encoding="utf-8"?>
 <w:comments xmlns:w="http://schemas.openxmlformats.org/wordprocessingml/2006/main">
-  <w:comment w:id="0" w:author="수행자" w:date="2026-10-19T00:20:00Z" w:initials="S02">
+  <w:comment w:id="0" w:author="수행자" w:date="2026-10-20T09:00:00Z" w:initials="S02">
     <w:p>
       <w:pPr>
         <w:spacing w:before="0" w:after="0" w:line="276" w:lineRule="auto"/>
@@ -1523,7 +1543,7 @@
       </w:r>
     </w:p>
   </w:comment>
-  <w:comment w:id="1" w:author="수행자" w:date="2026-10-19T00:20:00Z" w:initials="S02">
+  <w:comment w:id="1" w:author="수행자" w:date="2026-10-20T09:00:00Z" w:initials="S02">
     <w:p>
       <w:pPr>
         <w:spacing w:before="0" w:after="0" w:line="276" w:lineRule="auto"/>
@@ -1542,7 +1562,7 @@
       </w:r>
     </w:p>
   </w:comment>
-  <w:comment w:id="2" w:author="수행자" w:date="2026-10-19T00:20:00Z" w:initials="S02">
+  <w:comment w:id="2" w:author="수행자" w:date="2026-10-20T09:00:00Z" w:initials="S02">
     <w:p>
       <w:pPr>
         <w:spacing w:before="0" w:after="0" w:line="276" w:lineRule="auto"/>
@@ -1557,11 +1577,11 @@
           <w:sz w:val="20"/>
           <w:szCs w:val="20"/>
         </w:rPr>
-        <w:t>B04는 미확인이다. 실제 메일은 없다. 모의 기록은 JY-RR-2026-01이다.</w:t>
+        <w:t>B04는 미확인이다. 실제 메일은 없다. 결과 통지는 시행령 제43조 제3항의 10일이다. 모의 기록은 JY-RR-2026-01이다.</w:t>
       </w:r>
     </w:p>
   </w:comment>
-  <w:comment w:id="3" w:author="수행자" w:date="2026-10-19T00:20:00Z" w:initials="S02">
+  <w:comment w:id="3" w:author="수행자" w:date="2026-10-20T09:00:00Z" w:initials="S02">
     <w:p>
       <w:pPr>
         <w:spacing w:before="0" w:after="0" w:line="276" w:lineRule="auto"/>
@@ -1580,7 +1600,7 @@
       </w:r>
     </w:p>
   </w:comment>
-  <w:comment w:id="4" w:author="수행자" w:date="2026-10-19T00:20:00Z" w:initials="S02">
+  <w:comment w:id="4" w:author="수행자" w:date="2026-10-20T09:00:00Z" w:initials="S02">
     <w:p>
       <w:pPr>
         <w:spacing w:before="0" w:after="0" w:line="276" w:lineRule="auto"/>
@@ -1595,7 +1615,7 @@
           <w:sz w:val="20"/>
           <w:szCs w:val="20"/>
         </w:rPr>
-        <w:t>F02는 미흡이다. 법 제34조. 통지와 신고는 하지 않았다.</w:t>
+        <w:t>F02는 미흡이다. 시행령 제39조 제1항과 제40조 제1항. 이 건의 유출등 해당은 미확인이다. 통지와 신고는 하지 않았다.</w:t>
       </w:r>
     </w:p>
   </w:comment>
